--- a/pr-preview/pr-6/vignettes/quarto_vignette.docx
+++ b/pr-preview/pr-6/vignettes/quarto_vignette.docx
@@ -1457,7 +1457,7 @@
           <w:i/>
           <w:iCs/>
         </w:rPr>
-        <w:t xml:space="preserve">Ettbc: What the Package Does (One Line, Title Case)</w:t>
+        <w:t xml:space="preserve">Ettbc: Emulating a Target Trial for Breast Cancer Screening</w:t>
       </w:r>
       <w:r>
         <w:t xml:space="preserve">.</w:t>
